--- a/Actividades.docx
+++ b/Actividades.docx
@@ -24,7 +24,13 @@
         </w:numPr>
       </w:pPr>
       <w:r>
-        <w:t>Investigar a la competencia: aplicaciones móviles, servicios web similares y empresas dedicadas a ofrecer estos servicios.</w:t>
+        <w:t>Investigar a la competencia: aplicaciones móviles, servicios web similares y empresas dedicadas a ofrecer estos servicios</w:t>
+      </w:r>
+      <w:r>
+        <w:rPr>
+          <w:rFonts w:ascii="Segoe UI Emoji" w:hAnsi="Segoe UI Emoji" w:cs="Segoe UI Emoji"/>
+        </w:rPr>
+        <w:t>✔️</w:t>
       </w:r>
     </w:p>
     <w:p>
@@ -43,12 +49,30 @@
       <w:pPr>
         <w:pStyle w:val="Prrafodelista"/>
         <w:numPr>
+          <w:ilvl w:val="1"/>
+          <w:numId w:val="2"/>
+        </w:numPr>
+      </w:pPr>
+      <w:r>
+        <w:t>Mejorar el modelo y ver cómo cambia el ETL</w:t>
+      </w:r>
+    </w:p>
+    <w:p>
+      <w:pPr>
+        <w:pStyle w:val="Prrafodelista"/>
+        <w:numPr>
           <w:ilvl w:val="0"/>
           <w:numId w:val="2"/>
         </w:numPr>
       </w:pPr>
       <w:r>
-        <w:t>Ver si mejorar el modelo (si cambia mucho el ETL) y hacer el diagrama del modelo.</w:t>
+        <w:t>Hacer</w:t>
+      </w:r>
+      <w:r>
+        <w:t xml:space="preserve"> lo del diagrama del modelo</w:t>
+      </w:r>
+      <w:r>
+        <w:t>.</w:t>
       </w:r>
     </w:p>
     <w:p>
@@ -104,6 +128,9 @@
         <w:ind w:left="1440"/>
       </w:pPr>
       <w:r>
+        <w:rPr>
+          <w:noProof/>
+        </w:rPr>
         <w:drawing>
           <wp:inline distT="0" distB="0" distL="0" distR="0" wp14:anchorId="5D3CF26A" wp14:editId="062CBD81">
             <wp:extent cx="2267266" cy="3962953"/>
@@ -174,7 +201,7 @@
         <w:rFonts w:hint="default"/>
       </w:rPr>
     </w:lvl>
-    <w:lvl w:ilvl="1" w:tplc="04090019" w:tentative="1">
+    <w:lvl w:ilvl="1" w:tplc="04090019">
       <w:start w:val="1"/>
       <w:numFmt w:val="lowerLetter"/>
       <w:lvlText w:val="%2."/>

--- a/Actividades.docx
+++ b/Actividades.docx
@@ -44,6 +44,9 @@
       <w:r>
         <w:t>Mejorar el modelo y ver cómo cambia el ETL</w:t>
       </w:r>
+      <w:r>
+        <w:t>.</w:t>
+      </w:r>
     </w:p>
     <w:p>
       <w:pPr>
@@ -54,31 +57,21 @@
         </w:numPr>
       </w:pPr>
       <w:r>
-        <w:t>Eliminar el git actual y armar otro con una plantilla general o esqueleto para todos los clientes.</w:t>
+        <w:t>Hacer</w:t>
+      </w:r>
+      <w:r>
+        <w:t xml:space="preserve"> lo del diagrama del modelo</w:t>
+      </w:r>
+      <w:r>
+        <w:t>.</w:t>
       </w:r>
     </w:p>
     <w:p>
-      <w:pPr>
-        <w:pStyle w:val="Prrafodelista"/>
-        <w:numPr>
-          <w:ilvl w:val="0"/>
-          <w:numId w:val="2"/>
-        </w:numPr>
-      </w:pPr>
-      <w:r>
-        <w:t>Hacer</w:t>
-      </w:r>
-      <w:r>
-        <w:t xml:space="preserve"> lo del diagrama del modelo</w:t>
-      </w:r>
-      <w:r>
-        <w:t>.</w:t>
-      </w:r>
-    </w:p>
-    <w:p>
+      <w:proofErr w:type="spellStart"/>
       <w:r>
         <w:t>Victor</w:t>
       </w:r>
+      <w:proofErr w:type="spellEnd"/>
     </w:p>
     <w:p>
       <w:pPr>
